--- a/Emerging-Technologies-for-the-Circular-Economy/Exercises/E03-LCA-Part-1.docx
+++ b/Emerging-Technologies-for-the-Circular-Economy/Exercises/E03-LCA-Part-1.docx
@@ -59,16 +59,16 @@
                           <wps:cNvSpPr/>
                           <wps:spPr>
                             <a:xfrm>
-                              <a:off x="4864680" y="0"/>
-                              <a:ext cx="520560" cy="11593080"/>
+                              <a:off x="4865400" y="0"/>
+                              <a:ext cx="520200" cy="11593080"/>
                             </a:xfrm>
                             <a:custGeom>
                               <a:avLst/>
                               <a:gdLst>
-                                <a:gd name="textAreaLeft" fmla="*/ 0 w 295200"/>
-                                <a:gd name="textAreaRight" fmla="*/ 298080 w 295200"/>
+                                <a:gd name="textAreaLeft" fmla="*/ 0 w 294840"/>
+                                <a:gd name="textAreaRight" fmla="*/ 298080 w 294840"/>
                                 <a:gd name="textAreaTop" fmla="*/ 0 h 6572520"/>
-                                <a:gd name="textAreaBottom" fmla="*/ 6575400 h 6572520"/>
+                                <a:gd name="textAreaBottom" fmla="*/ 6575760 h 6572520"/>
                               </a:gdLst>
                               <a:ahLst/>
                               <a:cxnLst/>
@@ -251,7 +251,30 @@
           <w:bCs w:val="false"/>
           <w:lang w:val="de-DE"/>
         </w:rPr>
-        <w:t>.0</w:t>
+        <w:t>.05.2026</w:t>
+      </w:r>
+    </w:p>
+    <w:p>
+      <w:pPr>
+        <w:pStyle w:val="Normal"/>
+        <w:tabs>
+          <w:tab w:val="clear" w:pos="720"/>
+          <w:tab w:val="left" w:pos="567" w:leader="none"/>
+        </w:tabs>
+        <w:spacing w:lineRule="exact" w:line="340" w:before="0" w:after="120"/>
+        <w:jc w:val="left"/>
+        <w:rPr>
+          <w:b/>
+          <w:bCs/>
+        </w:rPr>
+      </w:pPr>
+      <w:r>
+        <w:rPr>
+          <w:b/>
+          <w:bCs/>
+          <w:lang w:val="de-DE"/>
+        </w:rPr>
+        <w:t xml:space="preserve">Deadline: </w:t>
       </w:r>
       <w:r>
         <w:rPr>
@@ -259,62 +282,7 @@
           <w:bCs w:val="false"/>
           <w:lang w:val="de-DE"/>
         </w:rPr>
-        <w:t>5</w:t>
-      </w:r>
-      <w:r>
-        <w:rPr>
-          <w:b w:val="false"/>
-          <w:bCs w:val="false"/>
-          <w:lang w:val="de-DE"/>
-        </w:rPr>
-        <w:t>.2026</w:t>
-      </w:r>
-    </w:p>
-    <w:p>
-      <w:pPr>
-        <w:pStyle w:val="Normal"/>
-        <w:tabs>
-          <w:tab w:val="clear" w:pos="720"/>
-          <w:tab w:val="left" w:pos="567" w:leader="none"/>
-        </w:tabs>
-        <w:spacing w:lineRule="exact" w:line="340" w:before="0" w:after="120"/>
-        <w:jc w:val="left"/>
-        <w:rPr>
-          <w:b/>
-          <w:bCs/>
-        </w:rPr>
-      </w:pPr>
-      <w:r>
-        <w:rPr>
-          <w:b/>
-          <w:bCs/>
-          <w:lang w:val="de-DE"/>
-        </w:rPr>
-        <w:t xml:space="preserve">Deadline: </w:t>
-      </w:r>
-      <w:r>
-        <w:rPr>
-          <w:b w:val="false"/>
-          <w:bCs w:val="false"/>
-          <w:lang w:val="de-DE"/>
-        </w:rPr>
-        <w:t>01.0</w:t>
-      </w:r>
-      <w:r>
-        <w:rPr>
-          <w:b w:val="false"/>
-          <w:bCs w:val="false"/>
-          <w:lang w:val="de-DE"/>
-        </w:rPr>
-        <w:t>6</w:t>
-      </w:r>
-      <w:r>
-        <w:rPr>
-          <w:b w:val="false"/>
-          <w:bCs w:val="false"/>
-          <w:lang w:val="de-DE"/>
-        </w:rPr>
-        <w:t>.202</w:t>
+        <w:t>01.06.202</w:t>
       </w:r>
       <w:r>
         <w:rPr>
@@ -473,13 +441,7 @@
         <w:rPr>
           <w:lang w:val="de-DE" w:eastAsia="de-DE"/>
         </w:rPr>
-        <w:t xml:space="preserve">Lifecycle Inventory Data </w:t>
-      </w:r>
-      <w:r>
-        <w:rPr>
-          <w:lang w:val="de-DE" w:eastAsia="de-DE"/>
-        </w:rPr>
-        <w:t>(For the washing machine that use to clean your clothes at home, determine the following):</w:t>
+        <w:t>Lifecycle Inventory Data (For the washing machine that use to clean your clothes at home, determine the following):</w:t>
       </w:r>
     </w:p>
     <w:p>
@@ -503,7 +465,7 @@
         <w:rPr>
           <w:lang w:val="de-DE" w:eastAsia="de-DE"/>
         </w:rPr>
-        <w:t>Maximum load capacity (in kilograms)</w:t>
+        <w:t>Water usage (Liters) (use the „eco“ wash-cycle as a template for this exercise)</w:t>
       </w:r>
     </w:p>
     <w:p>
@@ -527,7 +489,7 @@
         <w:rPr>
           <w:lang w:val="de-DE" w:eastAsia="de-DE"/>
         </w:rPr>
-        <w:t>Water usage (Liters) per wash cycle (use the „eco“ wash-cycle as a template for this exercise)</w:t>
+        <w:t>Energy usage (kWh)</w:t>
       </w:r>
     </w:p>
     <w:p>
@@ -551,7 +513,13 @@
         <w:rPr>
           <w:lang w:val="de-DE" w:eastAsia="de-DE"/>
         </w:rPr>
-        <w:t>Energy usage (kWh) per wash cycle</w:t>
+        <w:t xml:space="preserve">Time required </w:t>
+      </w:r>
+      <w:r>
+        <w:rPr>
+          <w:lang w:val="de-DE" w:eastAsia="de-DE"/>
+        </w:rPr>
+        <w:t>(seconds)</w:t>
       </w:r>
     </w:p>
     <w:p>
@@ -575,7 +543,25 @@
         <w:rPr>
           <w:lang w:val="de-DE" w:eastAsia="de-DE"/>
         </w:rPr>
-        <w:t>Time required per wash cycle</w:t>
+        <w:t>Detergent usage (grams/</w:t>
+      </w:r>
+      <w:r>
+        <w:rPr>
+          <w:lang w:val="de-DE" w:eastAsia="de-DE"/>
+        </w:rPr>
+        <w:t>mL</w:t>
+      </w:r>
+      <w:r>
+        <w:rPr>
+          <w:lang w:val="de-DE" w:eastAsia="de-DE"/>
+        </w:rPr>
+        <w:t xml:space="preserve">) </w:t>
+      </w:r>
+      <w:r>
+        <w:rPr>
+          <w:lang w:val="de-DE" w:eastAsia="de-DE"/>
+        </w:rPr>
+        <w:t>(if applicable)</w:t>
       </w:r>
     </w:p>
     <w:p>
@@ -599,7 +585,7 @@
         <w:rPr>
           <w:lang w:val="de-DE" w:eastAsia="de-DE"/>
         </w:rPr>
-        <w:t>Detergent usage per wash cycle (grams)</w:t>
+        <w:t>Cost (EUR) (if applicable)</w:t>
       </w:r>
     </w:p>
     <w:p>
@@ -653,6 +639,10 @@
     <w:p>
       <w:pPr>
         <w:pStyle w:val="Normal"/>
+        <w:numPr>
+          <w:ilvl w:val="1"/>
+          <w:numId w:val="3"/>
+        </w:numPr>
         <w:tabs>
           <w:tab w:val="clear" w:pos="720"/>
           <w:tab w:val="left" w:pos="567" w:leader="none"/>
@@ -667,6 +657,7 @@
         <w:rPr>
           <w:lang w:val="de-DE" w:eastAsia="de-DE"/>
         </w:rPr>
+        <w:t>Water Treatment: Find out where the dirty water (that goes down the drain after a washcycle) ends up. Usually this information is available from your local municipality.</w:t>
       </w:r>
     </w:p>
     <w:p>
@@ -686,7 +677,138 @@
         <w:rPr>
           <w:lang w:val="de-DE" w:eastAsia="de-DE"/>
         </w:rPr>
-        <w:t>Submit your results using the formular on CoCalc ONLY.</w:t>
+      </w:r>
+    </w:p>
+    <w:p>
+      <w:pPr>
+        <w:pStyle w:val="Normal"/>
+        <w:tabs>
+          <w:tab w:val="clear" w:pos="720"/>
+          <w:tab w:val="left" w:pos="567" w:leader="none"/>
+        </w:tabs>
+        <w:spacing w:lineRule="exact" w:line="340" w:before="0" w:after="120"/>
+        <w:jc w:val="left"/>
+        <w:rPr>
+          <w:lang w:val="de-DE" w:eastAsia="de-DE"/>
+        </w:rPr>
+      </w:pPr>
+      <w:r>
+        <w:rPr>
+          <w:lang w:val="de-DE" w:eastAsia="de-DE"/>
+        </w:rPr>
+        <w:t xml:space="preserve">Submit your results </w:t>
+      </w:r>
+      <w:r>
+        <w:rPr>
+          <w:lang w:val="de-DE" w:eastAsia="de-DE"/>
+        </w:rPr>
+        <w:t>on Cocalc ONLY.</w:t>
+      </w:r>
+      <w:r>
+        <w:rPr>
+          <w:lang w:val="de-DE" w:eastAsia="de-DE"/>
+        </w:rPr>
+        <w:t xml:space="preserve"> </w:t>
+      </w:r>
+      <w:r>
+        <w:rPr>
+          <w:lang w:val="de-DE" w:eastAsia="de-DE"/>
+        </w:rPr>
+        <w:t xml:space="preserve">For </w:t>
+      </w:r>
+      <w:r>
+        <w:rPr>
+          <w:b/>
+          <w:bCs/>
+          <w:lang w:val="de-DE" w:eastAsia="de-DE"/>
+        </w:rPr>
+        <w:t>1,2,3,4, &amp; 5</w:t>
+      </w:r>
+      <w:r>
+        <w:rPr>
+          <w:lang w:val="de-DE" w:eastAsia="de-DE"/>
+        </w:rPr>
+        <w:t xml:space="preserve"> us</w:t>
+      </w:r>
+      <w:r>
+        <w:rPr>
+          <w:lang w:val="de-DE" w:eastAsia="de-DE"/>
+        </w:rPr>
+        <w:t>e</w:t>
+      </w:r>
+      <w:r>
+        <w:rPr>
+          <w:lang w:val="de-DE" w:eastAsia="de-DE"/>
+        </w:rPr>
+        <w:t xml:space="preserve"> the formular </w:t>
+      </w:r>
+      <w:r>
+        <w:rPr>
+          <w:lang w:val="de-DE" w:eastAsia="de-DE"/>
+        </w:rPr>
+        <w:t>on</w:t>
+      </w:r>
+      <w:r>
+        <w:rPr>
+          <w:lang w:val="de-DE" w:eastAsia="de-DE"/>
+        </w:rPr>
+        <w:t xml:space="preserve"> „</w:t>
+      </w:r>
+      <w:r>
+        <w:rPr>
+          <w:i/>
+          <w:iCs/>
+          <w:color w:val="333333"/>
+          <w:u w:val="single"/>
+        </w:rPr>
+        <w:t>LCI-Data-Survey</w:t>
+      </w:r>
+      <w:r>
+        <w:rPr>
+          <w:i/>
+          <w:iCs/>
+          <w:color w:val="999999"/>
+          <w:u w:val="single"/>
+        </w:rPr>
+        <w:t>.ipynb</w:t>
+      </w:r>
+      <w:r>
+        <w:rPr>
+          <w:lang w:val="de-DE" w:eastAsia="de-DE"/>
+        </w:rPr>
+        <w:t xml:space="preserve">“ </w:t>
+      </w:r>
+      <w:r>
+        <w:rPr>
+          <w:lang w:val="de-DE" w:eastAsia="de-DE"/>
+        </w:rPr>
+        <w:t>to insert data.</w:t>
+      </w:r>
+      <w:r>
+        <w:rPr>
+          <w:lang w:val="de-DE" w:eastAsia="de-DE"/>
+        </w:rPr>
+        <w:t xml:space="preserve"> </w:t>
+      </w:r>
+      <w:r>
+        <w:rPr>
+          <w:lang w:val="de-DE" w:eastAsia="de-DE"/>
+        </w:rPr>
+        <w:t xml:space="preserve">Upload a PDF file to the same folder with your results for </w:t>
+      </w:r>
+      <w:r>
+        <w:rPr>
+          <w:b/>
+          <w:bCs/>
+          <w:lang w:val="de-DE" w:eastAsia="de-DE"/>
+        </w:rPr>
+        <w:t>6,7 &amp; 8</w:t>
+      </w:r>
+      <w:r>
+        <w:rPr>
+          <w:lang w:val="de-DE" w:eastAsia="de-DE"/>
+        </w:rPr>
+        <w:t>.</w:t>
       </w:r>
     </w:p>
     <w:p>
@@ -1128,13 +1250,13 @@
           <wp:effectExtent l="0" t="0" r="0" b="0"/>
           <wp:wrapTight wrapText="bothSides">
             <wp:wrapPolygon edited="0">
-              <wp:start x="-25" y="0"/>
-              <wp:lineTo x="-25" y="20759"/>
+              <wp:start x="-29" y="0"/>
+              <wp:lineTo x="-29" y="20759"/>
               <wp:lineTo x="21460" y="20759"/>
               <wp:lineTo x="21460" y="8916"/>
-              <wp:lineTo x="4108" y="8916"/>
-              <wp:lineTo x="4108" y="0"/>
-              <wp:lineTo x="-25" y="0"/>
+              <wp:lineTo x="4104" y="8916"/>
+              <wp:lineTo x="4104" y="0"/>
+              <wp:lineTo x="-29" y="0"/>
             </wp:wrapPolygon>
           </wp:wrapTight>
           <wp:docPr id="4" name="Picture 5"/>
@@ -1201,13 +1323,13 @@
           <wp:effectExtent l="0" t="0" r="0" b="0"/>
           <wp:wrapTight wrapText="bothSides">
             <wp:wrapPolygon edited="0">
-              <wp:start x="-25" y="0"/>
-              <wp:lineTo x="-25" y="21061"/>
+              <wp:start x="-29" y="0"/>
+              <wp:lineTo x="-29" y="21061"/>
               <wp:lineTo x="21486" y="21061"/>
               <wp:lineTo x="21486" y="9334"/>
-              <wp:lineTo x="4108" y="7081"/>
-              <wp:lineTo x="4108" y="0"/>
-              <wp:lineTo x="-25" y="0"/>
+              <wp:lineTo x="4104" y="7081"/>
+              <wp:lineTo x="4104" y="0"/>
+              <wp:lineTo x="-29" y="0"/>
             </wp:wrapPolygon>
           </wp:wrapTight>
           <wp:docPr id="5" name="Picture 469"/>
@@ -2441,19 +2563,19 @@
       <w:szCs w:val="20"/>
     </w:rPr>
   </w:style>
+  <w:style w:type="character" w:styleId="EndnoteCharactersuser">
+    <w:name w:val="Endnote Characters (user)"/>
+    <w:uiPriority w:val="99"/>
+    <w:semiHidden/>
+    <w:unhideWhenUsed/>
+    <w:qFormat/>
+    <w:rsid w:val="004d5a25"/>
+    <w:rPr>
+      <w:vertAlign w:val="superscript"/>
+    </w:rPr>
+  </w:style>
   <w:style w:type="character" w:styleId="EndnoteCharacters">
     <w:name w:val="Endnote Characters"/>
-    <w:uiPriority w:val="99"/>
-    <w:semiHidden/>
-    <w:unhideWhenUsed/>
-    <w:qFormat/>
-    <w:rsid w:val="004d5a25"/>
-    <w:rPr>
-      <w:vertAlign w:val="superscript"/>
-    </w:rPr>
-  </w:style>
-  <w:style w:type="character" w:styleId="EndnoteCharactersuser">
-    <w:name w:val="Endnote Characters (user)"/>
     <w:qFormat/>
     <w:rPr>
       <w:vertAlign w:val="superscript"/>
@@ -2477,18 +2599,18 @@
       <w:szCs w:val="20"/>
     </w:rPr>
   </w:style>
+  <w:style w:type="character" w:styleId="FootnoteCharactersuser">
+    <w:name w:val="Footnote Characters (user)"/>
+    <w:uiPriority w:val="99"/>
+    <w:unhideWhenUsed/>
+    <w:qFormat/>
+    <w:rsid w:val="004d5a25"/>
+    <w:rPr>
+      <w:vertAlign w:val="superscript"/>
+    </w:rPr>
+  </w:style>
   <w:style w:type="character" w:styleId="FootnoteCharacters">
     <w:name w:val="Footnote Characters"/>
-    <w:uiPriority w:val="99"/>
-    <w:unhideWhenUsed/>
-    <w:qFormat/>
-    <w:rsid w:val="004d5a25"/>
-    <w:rPr>
-      <w:vertAlign w:val="superscript"/>
-    </w:rPr>
-  </w:style>
-  <w:style w:type="character" w:styleId="FootnoteCharactersuser">
-    <w:name w:val="Footnote Characters (user)"/>
     <w:qFormat/>
     <w:rPr>
       <w:vertAlign w:val="superscript"/>
@@ -2670,8 +2792,8 @@
       <w:lang w:eastAsia="de-DE"/>
     </w:rPr>
   </w:style>
-  <w:style w:type="character" w:styleId="Bullets">
-    <w:name w:val="Bullets"/>
+  <w:style w:type="character" w:styleId="Bulletsuser">
+    <w:name w:val="Bullets (user)"/>
     <w:qFormat/>
     <w:rPr>
       <w:rFonts w:ascii="OpenSymbol" w:hAnsi="OpenSymbol" w:eastAsia="OpenSymbol" w:cs="OpenSymbol"/>
@@ -3237,15 +3359,15 @@
       <w:lang w:eastAsia="de-DE"/>
     </w:rPr>
   </w:style>
+  <w:style w:type="paragraph" w:styleId="FrameContentsuser">
+    <w:name w:val="Frame Contents (user)"/>
+    <w:basedOn w:val="Normal"/>
+    <w:qFormat/>
+    <w:pPr/>
+    <w:rPr/>
+  </w:style>
   <w:style w:type="paragraph" w:styleId="FrameContents">
     <w:name w:val="Frame Contents"/>
-    <w:basedOn w:val="Normal"/>
-    <w:qFormat/>
-    <w:pPr/>
-    <w:rPr/>
-  </w:style>
-  <w:style w:type="paragraph" w:styleId="FrameContentsuser">
-    <w:name w:val="Frame Contents (user)"/>
     <w:basedOn w:val="Normal"/>
     <w:qFormat/>
     <w:pPr/>
